--- a/skills/phong-ktda/assets/giay-de-nghi-thanh-toan.docx
+++ b/skills/phong-ktda/assets/giay-de-nghi-thanh-toan.docx
@@ -1,5 +1,40 @@
 
-<file path=word/document.xml><?xml version="1.0" encoding="utf-8"?>
+<file path=./[Content_Types].xml><?xml version="1.0" encoding="utf-8"?>
+<Types xmlns="http://schemas.openxmlformats.org/package/2006/content-types">
+  <Default Extension="rels" ContentType="application/vnd.openxmlformats-package.relationships+xml"/>
+  <Default Extension="xml" ContentType="application/xml"/>
+  <Override PartName="/word/document.xml" ContentType="application/vnd.openxmlformats-officedocument.wordprocessingml.document.main+xml"/>
+  <Override PartName="/word/theme/theme1.xml" ContentType="application/vnd.openxmlformats-officedocument.theme+xml"/>
+  <Override PartName="/docProps/core.xml" ContentType="application/vnd.openxmlformats-package.core-properties+xml"/>
+  <Override PartName="/docProps/app.xml" ContentType="application/vnd.openxmlformats-officedocument.extended-properties+xml"/>
+</Types>
+</file>
+
+<file path=./docProps/app.xml><?xml version="1.0" encoding="utf-8"?>
+<Properties xmlns="http://schemas.openxmlformats.org/officeDocument/2006/extended-properties" xmlns:vt="http://schemas.openxmlformats.org/officeDocument/2006/docPropsVTypes">
+  <Company>WORKGROUP</Company>
+</Properties>
+</file>
+
+<file path=./docProps/core.xml><?xml version="1.0" encoding="utf-8"?>
+<cp:coreProperties xmlns:cp="http://schemas.openxmlformats.org/package/2006/metadata/core-properties" xmlns:dc="http://purl.org/dc/elements/1.1/" xmlns:dcterms="http://purl.org/dc/terms/" xmlns:dcmitype="http://purl.org/dc/dcmitype/" xmlns:xsi="http://www.w3.org/2001/XMLSchema-instance">
+  <dc:title>2- Mẫu chứng từ kế toán</dc:title>
+  <dc:subject/>
+  <dc:creator>COMPUTER</dc:creator>
+  <cp:keywords/>
+  <cp:lastModifiedBy>Dương KTDA</cp:lastModifiedBy>
+  <dcterms:created>2017-08-31T08:34:00Z</dcterms:created>
+  <dcterms:modified>2017-08-31T08:34:00Z</dcterms:modified>
+</cp:coreProperties>
+</file>
+
+<file path=./docProps/meta.xml><?xml version="1.0" encoding="utf-8"?>
+<meta xmlns="http://schemas.apple.com/cocoa/2006/metadata">
+  <generator>CocoaOOXMLWriter/2757.5</generator>
+</meta>
+</file>
+
+<file path=./word/document.xml><?xml version="1.0" encoding="utf-8"?>
 <w:document xmlns:w="http://schemas.openxmlformats.org/wordprocessingml/2006/main">
   <w:body>
     <w:p>
@@ -1038,7 +1073,7 @@
 </w:document>
 </file>
 
-<file path=word/theme/theme1.xml><?xml version="1.0" encoding="utf-8"?>
+<file path=./word/theme/theme1.xml><?xml version="1.0" encoding="utf-8"?>
 <a:theme xmlns:a="http://schemas.openxmlformats.org/drawingml/2006/main" name="Default Theme">
   <a:themeElements>
     <a:clrScheme name="Default">

--- a/skills/phong-ktda/assets/giay-de-nghi-thanh-toan.docx
+++ b/skills/phong-ktda/assets/giay-de-nghi-thanh-toan.docx
@@ -20,7 +20,7 @@
           <w:sz w:val="24"/>
           <w:szCs w:val="24"/>
         </w:rPr>
-        <w:t>Đơn vị: Bệnh</w:t>
+        <w:t xml:space="preserve">Đơn vị: Bệnh</w:t>
       </w:r>
       <w:r>
         <w:rPr>
@@ -39,7 +39,7 @@
           <w:sz w:val="24"/>
           <w:szCs w:val="24"/>
         </w:rPr>
-        <w:t>Đa khoa</w:t>
+        <w:t xml:space="preserve">Đa khoa</w:t>
       </w:r>
       <w:r>
         <w:rPr>
@@ -69,7 +69,7 @@
           <w:szCs w:val="24"/>
           <w:lang w:val="vi-VN"/>
         </w:rPr>
-        <w:t xml:space="preserve">   </w:t>
+        <w:t xml:space="preserve"> </w:t>
       </w:r>
       <w:r>
         <w:rPr>
@@ -78,7 +78,7 @@
           <w:sz w:val="24"/>
           <w:szCs w:val="24"/>
         </w:rPr>
-        <w:t xml:space="preserve">          </w:t>
+        <w:t xml:space="preserve"> </w:t>
       </w:r>
     </w:p>
     <w:p>
@@ -98,9 +98,9 @@
           <w:sz w:val="24"/>
           <w:szCs w:val="24"/>
         </w:rPr>
-        <w:t>Mã đơn vị có QHVNS:1017725</w:t>
+        <w:t xml:space="preserve">Mã đơn vị có QHVNS:1017725</w:t>
         <w:tab/>
-        <w:t xml:space="preserve">              </w:t>
+        <w:t xml:space="preserve"> </w:t>
       </w:r>
       <w:r>
         <w:rPr>
@@ -110,7 +110,7 @@
           <w:szCs w:val="24"/>
           <w:lang w:val="vi-VN"/>
         </w:rPr>
-        <w:t xml:space="preserve">   </w:t>
+        <w:t xml:space="preserve"> </w:t>
       </w:r>
     </w:p>
     <w:p>
@@ -171,7 +171,7 @@
           <w:sz w:val="30"/>
           <w:szCs w:val="30"/>
         </w:rPr>
-        <w:t xml:space="preserve">GIẤY ĐỀ NGHỊ THANH TOÁN  </w:t>
+        <w:t xml:space="preserve">GIẤY ĐỀ NGHỊ THANH TOÁN </w:t>
       </w:r>
     </w:p>
     <w:p>
@@ -218,7 +218,7 @@
           <w:sz w:val="26"/>
           <w:szCs w:val="26"/>
         </w:rPr>
-        <w:t xml:space="preserve">Ngày            tháng      </w:t>
+        <w:t xml:space="preserve">Ngày tháng </w:t>
       </w:r>
       <w:r>
         <w:rPr>
@@ -229,7 +229,7 @@
           <w:szCs w:val="26"/>
           <w:lang w:val="vi-VN"/>
         </w:rPr>
-        <w:t xml:space="preserve">  </w:t>
+        <w:t xml:space="preserve"> </w:t>
       </w:r>
       <w:r>
         <w:rPr>
@@ -239,7 +239,7 @@
           <w:sz w:val="26"/>
           <w:szCs w:val="26"/>
         </w:rPr>
-        <w:t xml:space="preserve"> năm 2026                                                                                                                                                                                     </w:t>
+        <w:t xml:space="preserve"> năm 2026 </w:t>
       </w:r>
     </w:p>
     <w:p>
@@ -265,7 +265,7 @@
         <w:tab/>
         <w:tab/>
         <w:tab/>
-        <w:t xml:space="preserve">                               </w:t>
+        <w:t xml:space="preserve"> </w:t>
       </w:r>
     </w:p>
     <w:p>
@@ -287,15 +287,15 @@
           <w:sz w:val="26"/>
           <w:szCs w:val="26"/>
         </w:rPr>
-        <w:t>Kính gửi</w:t>
-      </w:r>
-      <w:r>
-        <w:rPr>
-          <w:color w:val="000000"/>
-          <w:sz w:val="26"/>
-          <w:szCs w:val="26"/>
-        </w:rPr>
-        <w:t xml:space="preserve">:  </w:t>
+        <w:t xml:space="preserve">Kính gửi</w:t>
+      </w:r>
+      <w:r>
+        <w:rPr>
+          <w:color w:val="000000"/>
+          <w:sz w:val="26"/>
+          <w:szCs w:val="26"/>
+        </w:rPr>
+        <w:t xml:space="preserve">: </w:t>
       </w:r>
       <w:r>
         <w:rPr>
@@ -346,7 +346,7 @@
           <w:sz w:val="26"/>
           <w:szCs w:val="26"/>
         </w:rPr>
-        <w:t>- Họ và tên người đề nghị thanh toán</w:t>
+        <w:t xml:space="preserve">- Họ và tên người đề nghị thanh toán</w:t>
       </w:r>
       <w:r>
         <w:rPr>
@@ -363,7 +363,7 @@
           <w:sz w:val="26"/>
           <w:szCs w:val="26"/>
         </w:rPr>
-        <w:t>_____________.</w:t>
+        <w:t xml:space="preserve">_____________.</w:t>
       </w:r>
     </w:p>
     <w:p>
@@ -383,7 +383,7 @@
           <w:sz w:val="26"/>
           <w:szCs w:val="26"/>
         </w:rPr>
-        <w:t>- Bộ phận (Hoặc địa chỉ</w:t>
+        <w:t xml:space="preserve">- Bộ phận (Hoặc địa chỉ</w:t>
       </w:r>
       <w:r>
         <w:rPr>
@@ -400,7 +400,7 @@
           <w:sz w:val="26"/>
           <w:szCs w:val="26"/>
         </w:rPr>
-        <w:t>Trưởng phòng ___________.</w:t>
+        <w:t xml:space="preserve">Trưởng phòng ___________.</w:t>
       </w:r>
     </w:p>
     <w:p>
@@ -420,7 +420,7 @@
           <w:sz w:val="26"/>
           <w:szCs w:val="26"/>
         </w:rPr>
-        <w:t>- Nội dung thanh toán</w:t>
+        <w:t xml:space="preserve">- Nội dung thanh toán</w:t>
       </w:r>
       <w:r>
         <w:rPr>
@@ -445,7 +445,7 @@
           <w:sz w:val="26"/>
           <w:szCs w:val="26"/>
         </w:rPr>
-        <w:t>_________</w:t>
+        <w:t xml:space="preserve">_________</w:t>
       </w:r>
       <w:r>
         <w:rPr>
@@ -462,7 +462,7 @@
           <w:szCs w:val="26"/>
           <w:lang w:val="nl-NL"/>
         </w:rPr>
-        <w:t>______</w:t>
+        <w:t xml:space="preserve">______</w:t>
       </w:r>
       <w:r>
         <w:rPr>
@@ -479,7 +479,7 @@
           <w:szCs w:val="26"/>
           <w:lang w:val="nl-NL"/>
         </w:rPr>
-        <w:t>___/___/___</w:t>
+        <w:t xml:space="preserve">___/___/___</w:t>
       </w:r>
       <w:r>
         <w:rPr>
@@ -495,15 +495,15 @@
           <w:sz w:val="26"/>
           <w:szCs w:val="26"/>
         </w:rPr>
-        <w:t>___ ngày ___/___/___</w:t>
-      </w:r>
-      <w:r>
-        <w:rPr>
-          <w:color w:val="000000"/>
-          <w:sz w:val="26"/>
-          <w:szCs w:val="26"/>
-        </w:rPr>
-        <w:t>).</w:t>
+        <w:t xml:space="preserve">___ ngày ___/___/___</w:t>
+      </w:r>
+      <w:r>
+        <w:rPr>
+          <w:color w:val="000000"/>
+          <w:sz w:val="26"/>
+          <w:szCs w:val="26"/>
+        </w:rPr>
+        <w:t xml:space="preserve">).</w:t>
       </w:r>
     </w:p>
     <w:p>
@@ -523,7 +523,7 @@
           <w:sz w:val="26"/>
           <w:szCs w:val="26"/>
         </w:rPr>
-        <w:t>- Số tiền đề nghị thanh toán:</w:t>
+        <w:t xml:space="preserve">- Số tiền đề nghị thanh toán:</w:t>
       </w:r>
       <w:r>
         <w:rPr>
@@ -542,7 +542,7 @@
           <w:sz w:val="26"/>
           <w:szCs w:val="26"/>
         </w:rPr>
-        <w:t>______ đồng</w:t>
+        <w:t xml:space="preserve">______ đồng</w:t>
       </w:r>
       <w:r>
         <w:rPr>
@@ -550,7 +550,7 @@
           <w:sz w:val="26"/>
           <w:szCs w:val="26"/>
         </w:rPr>
-        <w:t xml:space="preserve">  </w:t>
+        <w:t xml:space="preserve"> </w:t>
       </w:r>
       <w:r>
         <w:rPr>
@@ -560,7 +560,7 @@
           <w:sz w:val="26"/>
           <w:szCs w:val="26"/>
         </w:rPr>
-        <w:t>(Bằng chữ</w:t>
+        <w:t xml:space="preserve">(Bằng chữ</w:t>
       </w:r>
       <w:r>
         <w:rPr>
@@ -581,7 +581,7 @@
           <w:sz w:val="26"/>
           <w:szCs w:val="26"/>
         </w:rPr>
-        <w:t>___________./.)</w:t>
+        <w:t xml:space="preserve">___________./.)</w:t>
       </w:r>
     </w:p>
     <w:p>
@@ -600,7 +600,7 @@
           <w:sz w:val="26"/>
           <w:szCs w:val="26"/>
         </w:rPr>
-        <w:t>- Hình thức thanh toán: Chuyển khoản;</w:t>
+        <w:t xml:space="preserve">- Hình thức thanh toán: Chuyển khoản;</w:t>
       </w:r>
     </w:p>
     <w:p>
@@ -627,7 +627,7 @@
           <w:sz w:val="26"/>
           <w:szCs w:val="26"/>
         </w:rPr>
-        <w:t xml:space="preserve">________________;         </w:t>
+        <w:t xml:space="preserve">________________; </w:t>
       </w:r>
     </w:p>
     <w:p>
@@ -656,7 +656,7 @@
           <w:szCs w:val="26"/>
           <w:lang w:val="fr-FR"/>
         </w:rPr>
-        <w:t>__________ tại Ngân hàng __________ – Chi nhánh ___________</w:t>
+        <w:t xml:space="preserve">__________ tại Ngân hàng __________ – Chi nhánh ___________</w:t>
       </w:r>
       <w:r>
         <w:rPr>
@@ -665,7 +665,7 @@
           <w:sz w:val="26"/>
           <w:szCs w:val="26"/>
         </w:rPr>
-        <w:t>.</w:t>
+        <w:t xml:space="preserve">.</w:t>
       </w:r>
       <w:r>
         <w:rPr>
@@ -696,7 +696,7 @@
           <w:sz w:val="26"/>
           <w:szCs w:val="26"/>
         </w:rPr>
-        <w:t>(Kèm theo: Bảng kê chứng từ thanh toán)</w:t>
+        <w:t xml:space="preserve">(Kèm theo: Bảng kê chứng từ thanh toán)</w:t>
       </w:r>
     </w:p>
     <w:p>
@@ -769,7 +769,7 @@
                 <w:szCs w:val="26"/>
                 <w:lang w:val="vi-VN"/>
               </w:rPr>
-              <w:t>Người đề nghị</w:t>
+              <w:t xml:space="preserve">Người đề nghị</w:t>
             </w:r>
             <w:r>
               <w:rPr>
@@ -804,7 +804,7 @@
                 <w:szCs w:val="26"/>
                 <w:lang w:val="vi-VN"/>
               </w:rPr>
-              <w:t>thanh toán</w:t>
+              <w:t xml:space="preserve">thanh toán</w:t>
             </w:r>
           </w:p>
           <w:p>
@@ -885,7 +885,7 @@
                 <w:szCs w:val="26"/>
                 <w:lang w:val="vi-VN"/>
               </w:rPr>
-              <w:t>Kế toán kiểm soát</w:t>
+              <w:t xml:space="preserve">Kế toán kiểm soát</w:t>
             </w:r>
           </w:p>
           <w:p>
@@ -1011,7 +1011,7 @@
                 <w:szCs w:val="26"/>
                 <w:lang w:val="vi-VN"/>
               </w:rPr>
-              <w:t>Kế toán trưởng</w:t>
+              <w:t xml:space="preserve">Kế toán trưởng</w:t>
             </w:r>
           </w:p>
           <w:p>
@@ -1138,7 +1138,7 @@
                 <w:szCs w:val="26"/>
                 <w:lang w:val="vi-VN"/>
               </w:rPr>
-              <w:t>Giám đốc</w:t>
+              <w:t xml:space="preserve">Giám đốc</w:t>
             </w:r>
           </w:p>
           <w:p>
@@ -1316,7 +1316,7 @@
                 <w:sz w:val="26"/>
                 <w:szCs w:val="26"/>
               </w:rPr>
-              <w:t>____________</w:t>
+              <w:t xml:space="preserve">____________</w:t>
             </w:r>
           </w:p>
         </w:tc>
@@ -1375,7 +1375,7 @@
                 <w:sz w:val="26"/>
                 <w:szCs w:val="26"/>
               </w:rPr>
-              <w:t>Đào Anh Tuấn</w:t>
+              <w:t xml:space="preserve">Đào Anh Tuấn</w:t>
             </w:r>
           </w:p>
         </w:tc>
@@ -1405,7 +1405,7 @@
                 <w:szCs w:val="26"/>
                 <w:lang w:val="vi-VN"/>
               </w:rPr>
-              <w:t>Lê Đình Thanh Sơn</w:t>
+              <w:t xml:space="preserve">Lê Đình Thanh Sơn</w:t>
             </w:r>
           </w:p>
         </w:tc>
